--- a/docs/System Objectives.docx
+++ b/docs/System Objectives.docx
@@ -1,139 +1,49 @@
 
 <file path=word/document.xml><?xml version="1.0" encoding="utf-8"?>
-<w:document xmlns:wpc="http://schemas.microsoft.com/office/word/2010/wordprocessingCanvas" xmlns:cx="http://schemas.microsoft.com/office/drawing/2014/chartex" xmlns:cx1="http://schemas.microsoft.com/office/drawing/2015/9/8/chartex" xmlns:cx2="http://schemas.microsoft.com/office/drawing/2015/10/21/chartex" xmlns:cx3="http://schemas.microsoft.com/office/drawing/2016/5/9/chartex" xmlns:cx4="http://schemas.microsoft.com/office/drawing/2016/5/10/chartex" xmlns:cx5="http://schemas.microsoft.com/office/drawing/2016/5/11/chartex" xmlns:cx6="http://schemas.microsoft.com/office/drawing/2016/5/12/chartex" xmlns:cx7="http://schemas.microsoft.com/office/drawing/2016/5/13/chartex" xmlns:cx8="http://schemas.microsoft.com/office/drawing/2016/5/14/chartex" xmlns:mc="http://schemas.openxmlformats.org/markup-compatibility/2006" xmlns:aink="http://schemas.microsoft.com/office/drawing/2016/ink" xmlns:am3d="http://schemas.microsoft.com/office/drawing/2017/model3d" xmlns:o="urn:schemas-microsoft-com:office:office" xmlns:oel="http://schemas.microsoft.com/office/2019/extlst" xmlns:r="http://schemas.openxmlformats.org/officeDocument/2006/relationships" xmlns:m="http://schemas.openxmlformats.org/officeDocument/2006/math" xmlns:v="urn:schemas-microsoft-com:vml" xmlns:wp14="http://schemas.microsoft.com/office/word/2010/wordprocessingDrawing" xmlns:wp="http://schemas.openxmlformats.org/drawingml/2006/wordprocessingDrawing" xmlns:w10="urn:schemas-microsoft-com:office:word" xmlns:w="http://schemas.openxmlformats.org/wordprocessingml/2006/main" xmlns:w14="http://schemas.microsoft.com/office/word/2010/wordml" xmlns:w15="http://schemas.microsoft.com/office/word/2012/wordml" xmlns:w16cex="http://schemas.microsoft.com/office/word/2018/wordml/cex" xmlns:w16cid="http://schemas.microsoft.com/office/word/2016/wordml/cid" xmlns:w16="http://schemas.microsoft.com/office/word/2018/wordml" xmlns:w16du="http://schemas.microsoft.com/office/word/2023/wordml/word16du" xmlns:w16sdtdh="http://schemas.microsoft.com/office/word/2020/wordml/sdtdatahash" xmlns:w16sdtfl="http://schemas.microsoft.com/office/word/2024/wordml/sdtformatlock" xmlns:w16se="http://schemas.microsoft.com/office/word/2015/wordml/symex" xmlns:wpg="http://schemas.microsoft.com/office/word/2010/wordprocessingGroup" xmlns:wpi="http://schemas.microsoft.com/office/word/2010/wordprocessingInk" xmlns:wne="http://schemas.microsoft.com/office/word/2006/wordml" xmlns:wps="http://schemas.microsoft.com/office/word/2010/wordprocessingShape" mc:Ignorable="w14 w15 w16se w16cid w16 w16cex w16sdtdh w16sdtfl w16du wp14">
+<w:document xmlns:wpc="http://schemas.microsoft.com/office/word/2010/wordprocessingCanvas" xmlns:cx="http://schemas.microsoft.com/office/drawing/2014/chartex" xmlns:cx1="http://schemas.microsoft.com/office/drawing/2015/9/8/chartex" xmlns:cx2="http://schemas.microsoft.com/office/drawing/2015/10/21/chartex" xmlns:cx3="http://schemas.microsoft.com/office/drawing/2016/5/9/chartex" xmlns:cx4="http://schemas.microsoft.com/office/drawing/2016/5/10/chartex" xmlns:cx5="http://schemas.microsoft.com/office/drawing/2016/5/11/chartex" xmlns:cx6="http://schemas.microsoft.com/office/drawing/2016/5/12/chartex" xmlns:cx7="http://schemas.microsoft.com/office/drawing/2016/5/13/chartex" xmlns:cx8="http://schemas.microsoft.com/office/drawing/2016/5/14/chartex" xmlns:mc="http://schemas.openxmlformats.org/markup-compatibility/2006" xmlns:aink="http://schemas.microsoft.com/office/drawing/2016/ink" xmlns:am3d="http://schemas.microsoft.com/office/drawing/2017/model3d" xmlns:o="urn:schemas-microsoft-com:office:office" xmlns:oel="http://schemas.microsoft.com/office/2019/extlst" xmlns:r="http://schemas.openxmlformats.org/officeDocument/2006/relationships" xmlns:m="http://schemas.openxmlformats.org/officeDocument/2006/math" xmlns:v="urn:schemas-microsoft-com:vml" xmlns:wp14="http://schemas.microsoft.com/office/word/2010/wordprocessingDrawing" xmlns:wp="http://schemas.openxmlformats.org/drawingml/2006/wordprocessingDrawing" xmlns:w10="urn:schemas-microsoft-com:office:word" xmlns:w="http://schemas.openxmlformats.org/wordprocessingml/2006/main" xmlns:w14="http://schemas.microsoft.com/office/word/2010/wordml" xmlns:w15="http://schemas.microsoft.com/office/word/2012/wordml" xmlns:w16cex="http://schemas.microsoft.com/office/word/2018/wordml/cex" xmlns:w16cid="http://schemas.microsoft.com/office/word/2016/wordml/cid" xmlns:w16="http://schemas.microsoft.com/office/word/2018/wordml" xmlns:w16du="http://schemas.microsoft.com/office/word/2023/wordml/word16du" xmlns:w16sdtdh="http://schemas.microsoft.com/office/word/2020/wordml/sdtdatahash" xmlns:w16se="http://schemas.microsoft.com/office/word/2015/wordml/symex" xmlns:wpg="http://schemas.microsoft.com/office/word/2010/wordprocessingGroup" xmlns:wpi="http://schemas.microsoft.com/office/word/2010/wordprocessingInk" xmlns:wne="http://schemas.microsoft.com/office/word/2006/wordml" xmlns:wps="http://schemas.microsoft.com/office/word/2010/wordprocessingShape" mc:Ignorable="w14 w15 w16se w16cid w16 w16cex w16sdtdh w16du wp14">
   <w:body>
     <w:p>
       <w:pPr>
-        <w:rPr>
-          <w:rFonts w:hint="eastAsia"/>
-        </w:rPr>
+        <w:pStyle w:val="p1"/>
       </w:pPr>
       <w:r>
-        <w:t>The main objective of this system is to design and develop an Intelligent Talent Matching Platform that improves the efficiency and accuracy of the recruitment process.</w:t>
+        <w:t>Our system primarily aims to be a recruitment platform that makes it easier for job seekers and employers to find suitable matches. Currently, many job seekers struggle to find jobs that truly match their skills, while companies also struggle to find suitable talent. Therefore, we hope this platform can better connect suitable candidates with suitable jobs, saving time for both sides.</w:t>
+      </w:r>
+    </w:p>
+    <w:p>
+      <w:pPr>
+        <w:pStyle w:val="p2"/>
+      </w:pPr>
+    </w:p>
+    <w:p>
+      <w:pPr>
+        <w:pStyle w:val="p1"/>
+      </w:pPr>
+      <w:r>
+        <w:t>To achieve this goal, we will use a more intelligent and precise matching method, rather than relying solely on simple keyword searches, resulting in more accurate results. We also hope to help job seekers and employers find suitable candidates faster, reducing time wasted on irrelevant information. Furthermore, our system supports self-recommendation, enabling companies to find suitable candidates more effectively, not just job seekers.</w:t>
+      </w:r>
+    </w:p>
+    <w:p>
+      <w:pPr>
+        <w:pStyle w:val="p2"/>
+      </w:pPr>
+    </w:p>
+    <w:p>
+      <w:pPr>
+        <w:pStyle w:val="p1"/>
+      </w:pPr>
+      <w:r>
+        <w:t>In terms of user experience, we will strive to design a simple and easy-to-use interface, allowing users to quickly find the content they want without feeling overwhelmed or difficult to use. We also prioritize user data security and privacy protection, allowing everyone to confidently showcase their information and skills. Finally, we will maintain flexibility in the system design, continuing to optimize or add new features in the future, rather than completely redesigning it.</w:t>
       </w:r>
     </w:p>
     <w:p>
       <w:pPr>
         <w:rPr>
-          <w:rFonts w:hint="eastAsia"/>
+          <w:rFonts w:ascii="Arial" w:hAnsi="Arial" w:cs="Arial"/>
+          <w:color w:val="000000" w:themeColor="text1"/>
+          <w:szCs w:val="22"/>
         </w:rPr>
       </w:pPr>
-      <w:r>
-        <w:t xml:space="preserve">Based on the current limitations of online recruitment platforms, such as inefficient keyword-based matching, poor user experience, and lack of bidirectional </w:t>
-      </w:r>
-      <w:proofErr w:type="spellStart"/>
-      <w:r>
-        <w:t>optimisation</w:t>
-      </w:r>
-      <w:proofErr w:type="spellEnd"/>
-      <w:r>
-        <w:t>, the system aims to provide a more intelligent and reliable solution.</w:t>
-      </w:r>
-    </w:p>
-    <w:p>
-      <w:r>
-        <w:t>Specifically, the system objectives include:</w:t>
-      </w:r>
-    </w:p>
-    <w:p>
-      <w:r>
-        <w:t>1.</w:t>
-      </w:r>
-      <w:r>
-        <w:tab/>
-        <w:t>Improve Matching Accuracy</w:t>
-      </w:r>
-    </w:p>
-    <w:p>
-      <w:r>
-        <w:t>To develop an intelligent recommendation mechanism that goes beyond simple keyword matching and provides more accurate job–candidate matching based on structured data and user profiles.</w:t>
-      </w:r>
-    </w:p>
-    <w:p>
-      <w:r>
-        <w:t>2.</w:t>
-      </w:r>
-      <w:r>
-        <w:tab/>
-        <w:t>Enhance Recruitment Efficiency</w:t>
-      </w:r>
-    </w:p>
-    <w:p>
-      <w:r>
-        <w:t>To reduce the time and effort required for job seekers to find suitable jobs and for employers to identify qualified candidates.</w:t>
-      </w:r>
-    </w:p>
-    <w:p>
-      <w:r>
-        <w:t>3.</w:t>
-      </w:r>
-      <w:r>
-        <w:tab/>
-        <w:t>Support Two-way Matching</w:t>
-      </w:r>
-    </w:p>
-    <w:p>
-      <w:r>
-        <w:t xml:space="preserve">To enable both candidates and employers to receive </w:t>
-      </w:r>
-      <w:proofErr w:type="spellStart"/>
-      <w:r>
-        <w:t>personalised</w:t>
-      </w:r>
-      <w:proofErr w:type="spellEnd"/>
-      <w:r>
-        <w:t xml:space="preserve"> recommendations, ensuring a balanced and efficient recruitment process.</w:t>
-      </w:r>
-    </w:p>
-    <w:p>
-      <w:r>
-        <w:t>4.</w:t>
-      </w:r>
-      <w:r>
-        <w:tab/>
-        <w:t>Improve User Experience</w:t>
-      </w:r>
-    </w:p>
-    <w:p>
-      <w:r>
-        <w:t>To provide a user-friendly interface that allows users to easily search, filter, and explore job opportunities and candidate profiles.</w:t>
-      </w:r>
-    </w:p>
-    <w:p>
-      <w:r>
-        <w:t>5.</w:t>
-      </w:r>
-      <w:r>
-        <w:tab/>
-        <w:t>Ensure Data Security and Trust</w:t>
-      </w:r>
-    </w:p>
-    <w:p>
-      <w:r>
-        <w:t xml:space="preserve">To </w:t>
-      </w:r>
-      <w:proofErr w:type="spellStart"/>
-      <w:r>
-        <w:t>minimise</w:t>
-      </w:r>
-      <w:proofErr w:type="spellEnd"/>
-      <w:r>
-        <w:t xml:space="preserve"> privacy risks and improve transparency in the recruitment process, addressing trust issues caused by third-party platforms.</w:t>
-      </w:r>
-    </w:p>
-    <w:p>
-      <w:r>
-        <w:t>6.</w:t>
-      </w:r>
-      <w:r>
-        <w:tab/>
-        <w:t>Provide Scalable and Extensible Design</w:t>
-      </w:r>
-    </w:p>
-    <w:p>
-      <w:r>
-        <w:t>To design a system that can be extended with more advanced algorithms and features in future development phases.</w:t>
-      </w:r>
     </w:p>
     <w:sectPr>
       <w:pgSz w:w="11906" w:h="16838"/>
@@ -145,8 +55,105 @@
 </w:document>
 </file>
 
+<file path=word/numbering.xml><?xml version="1.0" encoding="utf-8"?>
+<w:numbering xmlns:wpc="http://schemas.microsoft.com/office/word/2010/wordprocessingCanvas" xmlns:cx="http://schemas.microsoft.com/office/drawing/2014/chartex" xmlns:cx1="http://schemas.microsoft.com/office/drawing/2015/9/8/chartex" xmlns:cx2="http://schemas.microsoft.com/office/drawing/2015/10/21/chartex" xmlns:cx3="http://schemas.microsoft.com/office/drawing/2016/5/9/chartex" xmlns:cx4="http://schemas.microsoft.com/office/drawing/2016/5/10/chartex" xmlns:cx5="http://schemas.microsoft.com/office/drawing/2016/5/11/chartex" xmlns:cx6="http://schemas.microsoft.com/office/drawing/2016/5/12/chartex" xmlns:cx7="http://schemas.microsoft.com/office/drawing/2016/5/13/chartex" xmlns:cx8="http://schemas.microsoft.com/office/drawing/2016/5/14/chartex" xmlns:mc="http://schemas.openxmlformats.org/markup-compatibility/2006" xmlns:aink="http://schemas.microsoft.com/office/drawing/2016/ink" xmlns:am3d="http://schemas.microsoft.com/office/drawing/2017/model3d" xmlns:o="urn:schemas-microsoft-com:office:office" xmlns:oel="http://schemas.microsoft.com/office/2019/extlst" xmlns:r="http://schemas.openxmlformats.org/officeDocument/2006/relationships" xmlns:m="http://schemas.openxmlformats.org/officeDocument/2006/math" xmlns:v="urn:schemas-microsoft-com:vml" xmlns:wp14="http://schemas.microsoft.com/office/word/2010/wordprocessingDrawing" xmlns:wp="http://schemas.openxmlformats.org/drawingml/2006/wordprocessingDrawing" xmlns:w10="urn:schemas-microsoft-com:office:word" xmlns:w="http://schemas.openxmlformats.org/wordprocessingml/2006/main" xmlns:w14="http://schemas.microsoft.com/office/word/2010/wordml" xmlns:w15="http://schemas.microsoft.com/office/word/2012/wordml" xmlns:w16cex="http://schemas.microsoft.com/office/word/2018/wordml/cex" xmlns:w16cid="http://schemas.microsoft.com/office/word/2016/wordml/cid" xmlns:w16="http://schemas.microsoft.com/office/word/2018/wordml" xmlns:w16du="http://schemas.microsoft.com/office/word/2023/wordml/word16du" xmlns:w16sdtdh="http://schemas.microsoft.com/office/word/2020/wordml/sdtdatahash" xmlns:w16se="http://schemas.microsoft.com/office/word/2015/wordml/symex" xmlns:wpg="http://schemas.microsoft.com/office/word/2010/wordprocessingGroup" xmlns:wpi="http://schemas.microsoft.com/office/word/2010/wordprocessingInk" xmlns:wne="http://schemas.microsoft.com/office/word/2006/wordml" xmlns:wps="http://schemas.microsoft.com/office/word/2010/wordprocessingShape" mc:Ignorable="w14 w15 w16se w16cid w16 w16cex w16sdtdh w16du wp14">
+  <w:abstractNum w:abstractNumId="0" w15:restartNumberingAfterBreak="0">
+    <w:nsid w:val="32343ABE"/>
+    <w:multiLevelType w:val="hybridMultilevel"/>
+    <w:tmpl w:val="4B625A88"/>
+    <w:lvl w:ilvl="0" w:tplc="A7AE6C76">
+      <w:start w:val="1"/>
+      <w:numFmt w:val="decimal"/>
+      <w:lvlText w:val="%1."/>
+      <w:lvlJc w:val="left"/>
+      <w:pPr>
+        <w:ind w:left="420" w:hanging="420"/>
+      </w:pPr>
+      <w:rPr>
+        <w:rFonts w:hint="default"/>
+      </w:rPr>
+    </w:lvl>
+    <w:lvl w:ilvl="1" w:tplc="04090019" w:tentative="1">
+      <w:start w:val="1"/>
+      <w:numFmt w:val="lowerLetter"/>
+      <w:lvlText w:val="%2)"/>
+      <w:lvlJc w:val="left"/>
+      <w:pPr>
+        <w:ind w:left="880" w:hanging="440"/>
+      </w:pPr>
+    </w:lvl>
+    <w:lvl w:ilvl="2" w:tplc="0409001B" w:tentative="1">
+      <w:start w:val="1"/>
+      <w:numFmt w:val="lowerRoman"/>
+      <w:lvlText w:val="%3."/>
+      <w:lvlJc w:val="right"/>
+      <w:pPr>
+        <w:ind w:left="1320" w:hanging="440"/>
+      </w:pPr>
+    </w:lvl>
+    <w:lvl w:ilvl="3" w:tplc="0409000F" w:tentative="1">
+      <w:start w:val="1"/>
+      <w:numFmt w:val="decimal"/>
+      <w:lvlText w:val="%4."/>
+      <w:lvlJc w:val="left"/>
+      <w:pPr>
+        <w:ind w:left="1760" w:hanging="440"/>
+      </w:pPr>
+    </w:lvl>
+    <w:lvl w:ilvl="4" w:tplc="04090019" w:tentative="1">
+      <w:start w:val="1"/>
+      <w:numFmt w:val="lowerLetter"/>
+      <w:lvlText w:val="%5)"/>
+      <w:lvlJc w:val="left"/>
+      <w:pPr>
+        <w:ind w:left="2200" w:hanging="440"/>
+      </w:pPr>
+    </w:lvl>
+    <w:lvl w:ilvl="5" w:tplc="0409001B" w:tentative="1">
+      <w:start w:val="1"/>
+      <w:numFmt w:val="lowerRoman"/>
+      <w:lvlText w:val="%6."/>
+      <w:lvlJc w:val="right"/>
+      <w:pPr>
+        <w:ind w:left="2640" w:hanging="440"/>
+      </w:pPr>
+    </w:lvl>
+    <w:lvl w:ilvl="6" w:tplc="0409000F" w:tentative="1">
+      <w:start w:val="1"/>
+      <w:numFmt w:val="decimal"/>
+      <w:lvlText w:val="%7."/>
+      <w:lvlJc w:val="left"/>
+      <w:pPr>
+        <w:ind w:left="3080" w:hanging="440"/>
+      </w:pPr>
+    </w:lvl>
+    <w:lvl w:ilvl="7" w:tplc="04090019" w:tentative="1">
+      <w:start w:val="1"/>
+      <w:numFmt w:val="lowerLetter"/>
+      <w:lvlText w:val="%8)"/>
+      <w:lvlJc w:val="left"/>
+      <w:pPr>
+        <w:ind w:left="3520" w:hanging="440"/>
+      </w:pPr>
+    </w:lvl>
+    <w:lvl w:ilvl="8" w:tplc="0409001B" w:tentative="1">
+      <w:start w:val="1"/>
+      <w:numFmt w:val="lowerRoman"/>
+      <w:lvlText w:val="%9."/>
+      <w:lvlJc w:val="right"/>
+      <w:pPr>
+        <w:ind w:left="3960" w:hanging="440"/>
+      </w:pPr>
+    </w:lvl>
+  </w:abstractNum>
+  <w:num w:numId="1" w16cid:durableId="1534004126">
+    <w:abstractNumId w:val="0"/>
+  </w:num>
+</w:numbering>
+</file>
+
 <file path=word/styles.xml><?xml version="1.0" encoding="utf-8"?>
-<w:styles xmlns:mc="http://schemas.openxmlformats.org/markup-compatibility/2006" xmlns:r="http://schemas.openxmlformats.org/officeDocument/2006/relationships" xmlns:w="http://schemas.openxmlformats.org/wordprocessingml/2006/main" xmlns:w14="http://schemas.microsoft.com/office/word/2010/wordml" xmlns:w15="http://schemas.microsoft.com/office/word/2012/wordml" xmlns:w16cex="http://schemas.microsoft.com/office/word/2018/wordml/cex" xmlns:w16cid="http://schemas.microsoft.com/office/word/2016/wordml/cid" xmlns:w16="http://schemas.microsoft.com/office/word/2018/wordml" xmlns:w16du="http://schemas.microsoft.com/office/word/2023/wordml/word16du" xmlns:w16sdtdh="http://schemas.microsoft.com/office/word/2020/wordml/sdtdatahash" xmlns:w16sdtfl="http://schemas.microsoft.com/office/word/2024/wordml/sdtformatlock" xmlns:w16se="http://schemas.microsoft.com/office/word/2015/wordml/symex" mc:Ignorable="w14 w15 w16se w16cid w16 w16cex w16sdtdh w16sdtfl w16du">
+<w:styles xmlns:mc="http://schemas.openxmlformats.org/markup-compatibility/2006" xmlns:r="http://schemas.openxmlformats.org/officeDocument/2006/relationships" xmlns:w="http://schemas.openxmlformats.org/wordprocessingml/2006/main" xmlns:w14="http://schemas.microsoft.com/office/word/2010/wordml" xmlns:w15="http://schemas.microsoft.com/office/word/2012/wordml" xmlns:w16cex="http://schemas.microsoft.com/office/word/2018/wordml/cex" xmlns:w16cid="http://schemas.microsoft.com/office/word/2016/wordml/cid" xmlns:w16="http://schemas.microsoft.com/office/word/2018/wordml" xmlns:w16du="http://schemas.microsoft.com/office/word/2023/wordml/word16du" xmlns:w16sdtdh="http://schemas.microsoft.com/office/word/2020/wordml/sdtdatahash" xmlns:w16se="http://schemas.microsoft.com/office/word/2015/wordml/symex" mc:Ignorable="w14 w15 w16se w16cid w16 w16cex w16sdtdh w16du">
   <w:docDefaults>
     <w:rPrDefault>
       <w:rPr>
@@ -599,7 +606,6 @@
     <w:next w:val="a"/>
     <w:link w:val="30"/>
     <w:uiPriority w:val="9"/>
-    <w:semiHidden/>
     <w:unhideWhenUsed/>
     <w:qFormat/>
     <w:rsid w:val="00BA31DD"/>
@@ -808,7 +814,6 @@
     <w:basedOn w:val="a0"/>
     <w:link w:val="3"/>
     <w:uiPriority w:val="9"/>
-    <w:semiHidden/>
     <w:rsid w:val="00BA31DD"/>
     <w:rPr>
       <w:rFonts w:asciiTheme="majorHAnsi" w:eastAsiaTheme="majorEastAsia" w:hAnsiTheme="majorHAnsi" w:cstheme="majorBidi"/>
@@ -1068,6 +1073,117 @@
       <w:color w:val="0F4761" w:themeColor="accent1" w:themeShade="BF"/>
       <w:spacing w:val="5"/>
     </w:rPr>
+  </w:style>
+  <w:style w:type="paragraph" w:customStyle="1" w:styleId="p1">
+    <w:name w:val="p1"/>
+    <w:basedOn w:val="a"/>
+    <w:rsid w:val="00CE4A25"/>
+    <w:pPr>
+      <w:widowControl/>
+      <w:spacing w:before="100" w:beforeAutospacing="1" w:after="100" w:afterAutospacing="1" w:line="240" w:lineRule="auto"/>
+    </w:pPr>
+    <w:rPr>
+      <w:rFonts w:ascii="宋体" w:eastAsia="宋体" w:hAnsi="宋体" w:cs="宋体"/>
+      <w:kern w:val="0"/>
+      <w:sz w:val="24"/>
+      <w14:ligatures w14:val="none"/>
+    </w:rPr>
+  </w:style>
+  <w:style w:type="character" w:customStyle="1" w:styleId="s1">
+    <w:name w:val="s1"/>
+    <w:basedOn w:val="a0"/>
+    <w:rsid w:val="004321E6"/>
+  </w:style>
+  <w:style w:type="paragraph" w:customStyle="1" w:styleId="p2">
+    <w:name w:val="p2"/>
+    <w:basedOn w:val="a"/>
+    <w:rsid w:val="004321E6"/>
+    <w:pPr>
+      <w:widowControl/>
+      <w:spacing w:before="100" w:beforeAutospacing="1" w:after="100" w:afterAutospacing="1" w:line="240" w:lineRule="auto"/>
+    </w:pPr>
+    <w:rPr>
+      <w:rFonts w:ascii="宋体" w:eastAsia="宋体" w:hAnsi="宋体" w:cs="宋体"/>
+      <w:kern w:val="0"/>
+      <w:sz w:val="24"/>
+      <w14:ligatures w14:val="none"/>
+    </w:rPr>
+  </w:style>
+  <w:style w:type="paragraph" w:customStyle="1" w:styleId="p3">
+    <w:name w:val="p3"/>
+    <w:basedOn w:val="a"/>
+    <w:rsid w:val="004321E6"/>
+    <w:pPr>
+      <w:widowControl/>
+      <w:spacing w:before="100" w:beforeAutospacing="1" w:after="100" w:afterAutospacing="1" w:line="240" w:lineRule="auto"/>
+    </w:pPr>
+    <w:rPr>
+      <w:rFonts w:ascii="宋体" w:eastAsia="宋体" w:hAnsi="宋体" w:cs="宋体"/>
+      <w:kern w:val="0"/>
+      <w:sz w:val="24"/>
+      <w14:ligatures w14:val="none"/>
+    </w:rPr>
+  </w:style>
+  <w:style w:type="character" w:customStyle="1" w:styleId="apple-tab-span">
+    <w:name w:val="apple-tab-span"/>
+    <w:basedOn w:val="a0"/>
+    <w:rsid w:val="00197443"/>
+  </w:style>
+  <w:style w:type="paragraph" w:styleId="HTML">
+    <w:name w:val="HTML Preformatted"/>
+    <w:basedOn w:val="a"/>
+    <w:link w:val="HTML0"/>
+    <w:uiPriority w:val="99"/>
+    <w:semiHidden/>
+    <w:unhideWhenUsed/>
+    <w:rsid w:val="001D74AB"/>
+    <w:pPr>
+      <w:widowControl/>
+      <w:tabs>
+        <w:tab w:val="left" w:pos="916"/>
+        <w:tab w:val="left" w:pos="1832"/>
+        <w:tab w:val="left" w:pos="2748"/>
+        <w:tab w:val="left" w:pos="3664"/>
+        <w:tab w:val="left" w:pos="4580"/>
+        <w:tab w:val="left" w:pos="5496"/>
+        <w:tab w:val="left" w:pos="6412"/>
+        <w:tab w:val="left" w:pos="7328"/>
+        <w:tab w:val="left" w:pos="8244"/>
+        <w:tab w:val="left" w:pos="9160"/>
+        <w:tab w:val="left" w:pos="10076"/>
+        <w:tab w:val="left" w:pos="10992"/>
+        <w:tab w:val="left" w:pos="11908"/>
+        <w:tab w:val="left" w:pos="12824"/>
+        <w:tab w:val="left" w:pos="13740"/>
+        <w:tab w:val="left" w:pos="14656"/>
+      </w:tabs>
+      <w:spacing w:after="0" w:line="240" w:lineRule="auto"/>
+    </w:pPr>
+    <w:rPr>
+      <w:rFonts w:ascii="宋体" w:eastAsia="宋体" w:hAnsi="宋体" w:cs="宋体"/>
+      <w:kern w:val="0"/>
+      <w:sz w:val="24"/>
+      <w14:ligatures w14:val="none"/>
+    </w:rPr>
+  </w:style>
+  <w:style w:type="character" w:customStyle="1" w:styleId="HTML0">
+    <w:name w:val="HTML 预设格式 字符"/>
+    <w:basedOn w:val="a0"/>
+    <w:link w:val="HTML"/>
+    <w:uiPriority w:val="99"/>
+    <w:semiHidden/>
+    <w:rsid w:val="001D74AB"/>
+    <w:rPr>
+      <w:rFonts w:ascii="宋体" w:eastAsia="宋体" w:hAnsi="宋体" w:cs="宋体"/>
+      <w:kern w:val="0"/>
+      <w:sz w:val="24"/>
+      <w14:ligatures w14:val="none"/>
+    </w:rPr>
+  </w:style>
+  <w:style w:type="character" w:customStyle="1" w:styleId="y2iqfc">
+    <w:name w:val="y2iqfc"/>
+    <w:basedOn w:val="a0"/>
+    <w:rsid w:val="001D74AB"/>
   </w:style>
 </w:styles>
 </file>
